--- a/docs/developpement/phases/word/PHASE_40_TEMPS_DE_PRISE_DE_COMMANDE_PAR_CAISSE_ET_PAR_STAND.docx
+++ b/docs/developpement/phases/word/PHASE_40_TEMPS_DE_PRISE_DE_COMMANDE_PAR_CAISSE_ET_PAR_STAND.docx
@@ -20,7 +20,7 @@
       <w:r>
         <w:t xml:space="preserve">FlaiX Expert · dossier de développement · généré le 2026-10-19 depuis le dépôt </w:t>
       </w:r>
-      <w:hyperlink w:history="1" r:id="rIdt0cfofoezluf6b10va2v7">
+      <w:hyperlink w:history="1" r:id="rIdxnshb_dy6thp6avxy5ms6">
         <w:r>
           <w:rPr>
             <w:rStyle w:val="Hyperlink"/>
@@ -610,7 +610,7 @@
           <w:numId w:val="2"/>
         </w:numPr>
       </w:pPr>
-      <w:hyperlink w:history="1" r:id="rId8ulqa_v65-lzrni1i_gd5">
+      <w:hyperlink w:history="1" r:id="rIdba7ygs6oxzep1cfrjtxit">
         <w:r>
           <w:rPr>
             <w:rStyle w:val="Hyperlink"/>
@@ -658,7 +658,7 @@
       <w:r>
         <w:t xml:space="preserve"> — créé — </w:t>
       </w:r>
-      <w:hyperlink w:history="1" r:id="rId3pjjxquvuuvtngixqiqxk">
+      <w:hyperlink w:history="1" r:id="rIdbslnvkv6yruzb_ufeoefn">
         <w:r>
           <w:rPr>
             <w:rStyle w:val="Hyperlink"/>
@@ -695,7 +695,7 @@
       <w:r>
         <w:t xml:space="preserve"> — modifié — </w:t>
       </w:r>
-      <w:hyperlink w:history="1" r:id="rIdznlmp84tolflx-44gxkgy">
+      <w:hyperlink w:history="1" r:id="rIdk8_zdu48nhoixahydyr6r">
         <w:r>
           <w:rPr>
             <w:rStyle w:val="Hyperlink"/>
@@ -724,7 +724,7 @@
       <w:r>
         <w:t xml:space="preserve"> — créé — </w:t>
       </w:r>
-      <w:hyperlink w:history="1" r:id="rId26ikhrrubbf_tcbq5wpnb">
+      <w:hyperlink w:history="1" r:id="rIdnqvjd0x1zcxz9tshprmat">
         <w:r>
           <w:rPr>
             <w:rStyle w:val="Hyperlink"/>
@@ -761,7 +761,7 @@
       <w:r>
         <w:t xml:space="preserve"> — modifié — </w:t>
       </w:r>
-      <w:hyperlink w:history="1" r:id="rId-svxn_tp19ch-ehn9wqx7">
+      <w:hyperlink w:history="1" r:id="rId6nhzrf6hfgikxkjfkgx_b">
         <w:r>
           <w:rPr>
             <w:rStyle w:val="Hyperlink"/>
@@ -790,7 +790,7 @@
       <w:r>
         <w:t xml:space="preserve"> — modifié — </w:t>
       </w:r>
-      <w:hyperlink w:history="1" r:id="rIdottyvxzaa-xxg7lbixshs">
+      <w:hyperlink w:history="1" r:id="rId5cggvl2hopevyhmyc8x2o">
         <w:r>
           <w:rPr>
             <w:rStyle w:val="Hyperlink"/>
@@ -819,7 +819,7 @@
       <w:r>
         <w:t xml:space="preserve"> — modifié — </w:t>
       </w:r>
-      <w:hyperlink w:history="1" r:id="rIdsn54_5gblajmpimht9zcn">
+      <w:hyperlink w:history="1" r:id="rIdm1qz4ouuixecw5nf-cmdb">
         <w:r>
           <w:rPr>
             <w:rStyle w:val="Hyperlink"/>
@@ -848,7 +848,7 @@
       <w:r>
         <w:t xml:space="preserve"> — créé — </w:t>
       </w:r>
-      <w:hyperlink w:history="1" r:id="rIdobokb_lumtdyxbdw1cnj6">
+      <w:hyperlink w:history="1" r:id="rIdn2o0ktc3vehohzdkfbocf">
         <w:r>
           <w:rPr>
             <w:rStyle w:val="Hyperlink"/>
@@ -885,7 +885,7 @@
       <w:r>
         <w:t xml:space="preserve"> — modifié — </w:t>
       </w:r>
-      <w:hyperlink w:history="1" r:id="rIdtywbv7ootmu2naew9lyy6">
+      <w:hyperlink w:history="1" r:id="rIdccdinqztsuunp819aqdsr">
         <w:r>
           <w:rPr>
             <w:rStyle w:val="Hyperlink"/>
@@ -914,7 +914,7 @@
       <w:r>
         <w:t xml:space="preserve"> — modifié — </w:t>
       </w:r>
-      <w:hyperlink w:history="1" r:id="rIdqsbio2veupbzejpf3lsfy">
+      <w:hyperlink w:history="1" r:id="rIdzurtxh4m0owuvqkmpk3wi">
         <w:r>
           <w:rPr>
             <w:rStyle w:val="Hyperlink"/>
@@ -951,7 +951,7 @@
       <w:r>
         <w:t xml:space="preserve"> — modifié — </w:t>
       </w:r>
-      <w:hyperlink w:history="1" r:id="rIdxs5afm3zt-8t8gle3e1dw">
+      <w:hyperlink w:history="1" r:id="rIdro-bry_kkpkxhx7cvce59">
         <w:r>
           <w:rPr>
             <w:rStyle w:val="Hyperlink"/>
@@ -980,7 +980,7 @@
       <w:r>
         <w:t xml:space="preserve"> — modifié — </w:t>
       </w:r>
-      <w:hyperlink w:history="1" r:id="rIdk_yykv-3rhsvalczys7wd">
+      <w:hyperlink w:history="1" r:id="rIda877x_ycv7lqgh2u4hrne">
         <w:r>
           <w:rPr>
             <w:rStyle w:val="Hyperlink"/>
@@ -1009,7 +1009,7 @@
       <w:r>
         <w:t xml:space="preserve"> — modifié — </w:t>
       </w:r>
-      <w:hyperlink w:history="1" r:id="rIddccfzrcjprm48aiaz9fbv">
+      <w:hyperlink w:history="1" r:id="rIdqj5temj7shdbntlopk92i">
         <w:r>
           <w:rPr>
             <w:rStyle w:val="Hyperlink"/>
@@ -1038,7 +1038,7 @@
       <w:r>
         <w:t xml:space="preserve"> — modifié — </w:t>
       </w:r>
-      <w:hyperlink w:history="1" r:id="rIdvgncytzlsl26oil7-zky8">
+      <w:hyperlink w:history="1" r:id="rIdasugd24pdt9cvqntsxcha">
         <w:r>
           <w:rPr>
             <w:rStyle w:val="Hyperlink"/>

--- a/docs/developpement/phases/word/PHASE_40_TEMPS_DE_PRISE_DE_COMMANDE_PAR_CAISSE_ET_PAR_STAND.docx
+++ b/docs/developpement/phases/word/PHASE_40_TEMPS_DE_PRISE_DE_COMMANDE_PAR_CAISSE_ET_PAR_STAND.docx
@@ -20,7 +20,7 @@
       <w:r>
         <w:t xml:space="preserve">FlaiX Expert · dossier de développement · généré le 2026-10-19 depuis le dépôt </w:t>
       </w:r>
-      <w:hyperlink w:history="1" r:id="rIdxnshb_dy6thp6avxy5ms6">
+      <w:hyperlink w:history="1" r:id="rIdij70g-x7lwvkerw5t9pb2">
         <w:r>
           <w:rPr>
             <w:rStyle w:val="Hyperlink"/>
@@ -610,7 +610,7 @@
           <w:numId w:val="2"/>
         </w:numPr>
       </w:pPr>
-      <w:hyperlink w:history="1" r:id="rIdba7ygs6oxzep1cfrjtxit">
+      <w:hyperlink w:history="1" r:id="rIdzducyedfn6o8wkbtsp4tb">
         <w:r>
           <w:rPr>
             <w:rStyle w:val="Hyperlink"/>
@@ -658,7 +658,7 @@
       <w:r>
         <w:t xml:space="preserve"> — créé — </w:t>
       </w:r>
-      <w:hyperlink w:history="1" r:id="rIdbslnvkv6yruzb_ufeoefn">
+      <w:hyperlink w:history="1" r:id="rIdz1vvf_ocldgski094qbqh">
         <w:r>
           <w:rPr>
             <w:rStyle w:val="Hyperlink"/>
@@ -695,7 +695,7 @@
       <w:r>
         <w:t xml:space="preserve"> — modifié — </w:t>
       </w:r>
-      <w:hyperlink w:history="1" r:id="rIdk8_zdu48nhoixahydyr6r">
+      <w:hyperlink w:history="1" r:id="rIdpua26ciy4xryfbnzbgvwb">
         <w:r>
           <w:rPr>
             <w:rStyle w:val="Hyperlink"/>
@@ -724,7 +724,7 @@
       <w:r>
         <w:t xml:space="preserve"> — créé — </w:t>
       </w:r>
-      <w:hyperlink w:history="1" r:id="rIdnqvjd0x1zcxz9tshprmat">
+      <w:hyperlink w:history="1" r:id="rIdcnmktrnn4dvbstolqx883">
         <w:r>
           <w:rPr>
             <w:rStyle w:val="Hyperlink"/>
@@ -761,7 +761,7 @@
       <w:r>
         <w:t xml:space="preserve"> — modifié — </w:t>
       </w:r>
-      <w:hyperlink w:history="1" r:id="rId6nhzrf6hfgikxkjfkgx_b">
+      <w:hyperlink w:history="1" r:id="rIdckioodmt7336ttobs3nol">
         <w:r>
           <w:rPr>
             <w:rStyle w:val="Hyperlink"/>
@@ -790,7 +790,7 @@
       <w:r>
         <w:t xml:space="preserve"> — modifié — </w:t>
       </w:r>
-      <w:hyperlink w:history="1" r:id="rId5cggvl2hopevyhmyc8x2o">
+      <w:hyperlink w:history="1" r:id="rIdouvcferoywsaczayn8cxo">
         <w:r>
           <w:rPr>
             <w:rStyle w:val="Hyperlink"/>
@@ -819,7 +819,7 @@
       <w:r>
         <w:t xml:space="preserve"> — modifié — </w:t>
       </w:r>
-      <w:hyperlink w:history="1" r:id="rIdm1qz4ouuixecw5nf-cmdb">
+      <w:hyperlink w:history="1" r:id="rIdz1h1eskvcbknaoyykz-gs">
         <w:r>
           <w:rPr>
             <w:rStyle w:val="Hyperlink"/>
@@ -848,7 +848,7 @@
       <w:r>
         <w:t xml:space="preserve"> — créé — </w:t>
       </w:r>
-      <w:hyperlink w:history="1" r:id="rIdn2o0ktc3vehohzdkfbocf">
+      <w:hyperlink w:history="1" r:id="rIdqhd6tnuljr-1vkbbbp7ct">
         <w:r>
           <w:rPr>
             <w:rStyle w:val="Hyperlink"/>
@@ -885,7 +885,7 @@
       <w:r>
         <w:t xml:space="preserve"> — modifié — </w:t>
       </w:r>
-      <w:hyperlink w:history="1" r:id="rIdccdinqztsuunp819aqdsr">
+      <w:hyperlink w:history="1" r:id="rIdvmxfjn9ps8aupm090nbf3">
         <w:r>
           <w:rPr>
             <w:rStyle w:val="Hyperlink"/>
@@ -914,7 +914,7 @@
       <w:r>
         <w:t xml:space="preserve"> — modifié — </w:t>
       </w:r>
-      <w:hyperlink w:history="1" r:id="rIdzurtxh4m0owuvqkmpk3wi">
+      <w:hyperlink w:history="1" r:id="rIdyti0jjnzinddxedsxey2w">
         <w:r>
           <w:rPr>
             <w:rStyle w:val="Hyperlink"/>
@@ -951,7 +951,7 @@
       <w:r>
         <w:t xml:space="preserve"> — modifié — </w:t>
       </w:r>
-      <w:hyperlink w:history="1" r:id="rIdro-bry_kkpkxhx7cvce59">
+      <w:hyperlink w:history="1" r:id="rId5b5vx2tzi98yeam6q2j4d">
         <w:r>
           <w:rPr>
             <w:rStyle w:val="Hyperlink"/>
@@ -980,7 +980,7 @@
       <w:r>
         <w:t xml:space="preserve"> — modifié — </w:t>
       </w:r>
-      <w:hyperlink w:history="1" r:id="rIda877x_ycv7lqgh2u4hrne">
+      <w:hyperlink w:history="1" r:id="rId0bnt9jbf80spnko7t-kkb">
         <w:r>
           <w:rPr>
             <w:rStyle w:val="Hyperlink"/>
@@ -1009,7 +1009,7 @@
       <w:r>
         <w:t xml:space="preserve"> — modifié — </w:t>
       </w:r>
-      <w:hyperlink w:history="1" r:id="rIdqj5temj7shdbntlopk92i">
+      <w:hyperlink w:history="1" r:id="rIdl42fykzptu25waxtvmfgr">
         <w:r>
           <w:rPr>
             <w:rStyle w:val="Hyperlink"/>
@@ -1038,7 +1038,7 @@
       <w:r>
         <w:t xml:space="preserve"> — modifié — </w:t>
       </w:r>
-      <w:hyperlink w:history="1" r:id="rIdasugd24pdt9cvqntsxcha">
+      <w:hyperlink w:history="1" r:id="rIdek4pxyus4xgnzix1o_nfo">
         <w:r>
           <w:rPr>
             <w:rStyle w:val="Hyperlink"/>

--- a/docs/developpement/phases/word/PHASE_40_TEMPS_DE_PRISE_DE_COMMANDE_PAR_CAISSE_ET_PAR_STAND.docx
+++ b/docs/developpement/phases/word/PHASE_40_TEMPS_DE_PRISE_DE_COMMANDE_PAR_CAISSE_ET_PAR_STAND.docx
@@ -20,7 +20,7 @@
       <w:r>
         <w:t xml:space="preserve">FlaiX Expert · dossier de développement · généré le 2026-10-19 depuis le dépôt </w:t>
       </w:r>
-      <w:hyperlink w:history="1" r:id="rIdij70g-x7lwvkerw5t9pb2">
+      <w:hyperlink w:history="1" r:id="rIdbvo6xlkxz6-03zne6ec8e">
         <w:r>
           <w:rPr>
             <w:rStyle w:val="Hyperlink"/>
@@ -610,7 +610,7 @@
           <w:numId w:val="2"/>
         </w:numPr>
       </w:pPr>
-      <w:hyperlink w:history="1" r:id="rIdzducyedfn6o8wkbtsp4tb">
+      <w:hyperlink w:history="1" r:id="rIdous2nrpcoksevxbgt2zo8">
         <w:r>
           <w:rPr>
             <w:rStyle w:val="Hyperlink"/>
@@ -658,7 +658,7 @@
       <w:r>
         <w:t xml:space="preserve"> — créé — </w:t>
       </w:r>
-      <w:hyperlink w:history="1" r:id="rIdz1vvf_ocldgski094qbqh">
+      <w:hyperlink w:history="1" r:id="rIdnnrsfmk6cnyddnkac8nzp">
         <w:r>
           <w:rPr>
             <w:rStyle w:val="Hyperlink"/>
@@ -695,7 +695,7 @@
       <w:r>
         <w:t xml:space="preserve"> — modifié — </w:t>
       </w:r>
-      <w:hyperlink w:history="1" r:id="rIdpua26ciy4xryfbnzbgvwb">
+      <w:hyperlink w:history="1" r:id="rIdyvwejnh6dqvghciqdskfa">
         <w:r>
           <w:rPr>
             <w:rStyle w:val="Hyperlink"/>
@@ -724,7 +724,7 @@
       <w:r>
         <w:t xml:space="preserve"> — créé — </w:t>
       </w:r>
-      <w:hyperlink w:history="1" r:id="rIdcnmktrnn4dvbstolqx883">
+      <w:hyperlink w:history="1" r:id="rIdlgooxhftdzc275lpwmljq">
         <w:r>
           <w:rPr>
             <w:rStyle w:val="Hyperlink"/>
@@ -761,7 +761,7 @@
       <w:r>
         <w:t xml:space="preserve"> — modifié — </w:t>
       </w:r>
-      <w:hyperlink w:history="1" r:id="rIdckioodmt7336ttobs3nol">
+      <w:hyperlink w:history="1" r:id="rIdxzgmgghof7p7ygktfrjve">
         <w:r>
           <w:rPr>
             <w:rStyle w:val="Hyperlink"/>
@@ -790,7 +790,7 @@
       <w:r>
         <w:t xml:space="preserve"> — modifié — </w:t>
       </w:r>
-      <w:hyperlink w:history="1" r:id="rIdouvcferoywsaczayn8cxo">
+      <w:hyperlink w:history="1" r:id="rIddfak-p39dlwp6srhbq1pv">
         <w:r>
           <w:rPr>
             <w:rStyle w:val="Hyperlink"/>
@@ -819,7 +819,7 @@
       <w:r>
         <w:t xml:space="preserve"> — modifié — </w:t>
       </w:r>
-      <w:hyperlink w:history="1" r:id="rIdz1h1eskvcbknaoyykz-gs">
+      <w:hyperlink w:history="1" r:id="rIdgntdl16sciglxrt1ag20w">
         <w:r>
           <w:rPr>
             <w:rStyle w:val="Hyperlink"/>
@@ -848,7 +848,7 @@
       <w:r>
         <w:t xml:space="preserve"> — créé — </w:t>
       </w:r>
-      <w:hyperlink w:history="1" r:id="rIdqhd6tnuljr-1vkbbbp7ct">
+      <w:hyperlink w:history="1" r:id="rIdejjhje6svvua9x9-r_d8e">
         <w:r>
           <w:rPr>
             <w:rStyle w:val="Hyperlink"/>
@@ -885,7 +885,7 @@
       <w:r>
         <w:t xml:space="preserve"> — modifié — </w:t>
       </w:r>
-      <w:hyperlink w:history="1" r:id="rIdvmxfjn9ps8aupm090nbf3">
+      <w:hyperlink w:history="1" r:id="rId8z309s1ehcaeh9dpwbrbb">
         <w:r>
           <w:rPr>
             <w:rStyle w:val="Hyperlink"/>
@@ -914,7 +914,7 @@
       <w:r>
         <w:t xml:space="preserve"> — modifié — </w:t>
       </w:r>
-      <w:hyperlink w:history="1" r:id="rIdyti0jjnzinddxedsxey2w">
+      <w:hyperlink w:history="1" r:id="rId4sbu2wvealto9h9wo5mr7">
         <w:r>
           <w:rPr>
             <w:rStyle w:val="Hyperlink"/>
@@ -951,7 +951,7 @@
       <w:r>
         <w:t xml:space="preserve"> — modifié — </w:t>
       </w:r>
-      <w:hyperlink w:history="1" r:id="rId5b5vx2tzi98yeam6q2j4d">
+      <w:hyperlink w:history="1" r:id="rIdf2hq-e72np5t4xccvfdga">
         <w:r>
           <w:rPr>
             <w:rStyle w:val="Hyperlink"/>
@@ -980,7 +980,7 @@
       <w:r>
         <w:t xml:space="preserve"> — modifié — </w:t>
       </w:r>
-      <w:hyperlink w:history="1" r:id="rId0bnt9jbf80spnko7t-kkb">
+      <w:hyperlink w:history="1" r:id="rIdqfkyugzo1bartdnlrcz4z">
         <w:r>
           <w:rPr>
             <w:rStyle w:val="Hyperlink"/>
@@ -1009,7 +1009,7 @@
       <w:r>
         <w:t xml:space="preserve"> — modifié — </w:t>
       </w:r>
-      <w:hyperlink w:history="1" r:id="rIdl42fykzptu25waxtvmfgr">
+      <w:hyperlink w:history="1" r:id="rId7z-nz810f9j8oo7ippvmu">
         <w:r>
           <w:rPr>
             <w:rStyle w:val="Hyperlink"/>
@@ -1038,7 +1038,7 @@
       <w:r>
         <w:t xml:space="preserve"> — modifié — </w:t>
       </w:r>
-      <w:hyperlink w:history="1" r:id="rIdek4pxyus4xgnzix1o_nfo">
+      <w:hyperlink w:history="1" r:id="rId7ggn2hr8ryl5lquyav5bl">
         <w:r>
           <w:rPr>
             <w:rStyle w:val="Hyperlink"/>

--- a/docs/developpement/phases/word/PHASE_40_TEMPS_DE_PRISE_DE_COMMANDE_PAR_CAISSE_ET_PAR_STAND.docx
+++ b/docs/developpement/phases/word/PHASE_40_TEMPS_DE_PRISE_DE_COMMANDE_PAR_CAISSE_ET_PAR_STAND.docx
@@ -20,7 +20,7 @@
       <w:r>
         <w:t xml:space="preserve">FlaiX Expert · dossier de développement · généré le 2026-10-19 depuis le dépôt </w:t>
       </w:r>
-      <w:hyperlink w:history="1" r:id="rIdbvo6xlkxz6-03zne6ec8e">
+      <w:hyperlink w:history="1" r:id="rId_ej5stvfm4iraabewy6gc">
         <w:r>
           <w:rPr>
             <w:rStyle w:val="Hyperlink"/>
@@ -610,7 +610,7 @@
           <w:numId w:val="2"/>
         </w:numPr>
       </w:pPr>
-      <w:hyperlink w:history="1" r:id="rIdous2nrpcoksevxbgt2zo8">
+      <w:hyperlink w:history="1" r:id="rIdpzit9mlylpl-zcpzw5lij">
         <w:r>
           <w:rPr>
             <w:rStyle w:val="Hyperlink"/>
@@ -658,7 +658,7 @@
       <w:r>
         <w:t xml:space="preserve"> — créé — </w:t>
       </w:r>
-      <w:hyperlink w:history="1" r:id="rIdnnrsfmk6cnyddnkac8nzp">
+      <w:hyperlink w:history="1" r:id="rIdklzqvdvbgjthefun5e6mp">
         <w:r>
           <w:rPr>
             <w:rStyle w:val="Hyperlink"/>
@@ -695,7 +695,7 @@
       <w:r>
         <w:t xml:space="preserve"> — modifié — </w:t>
       </w:r>
-      <w:hyperlink w:history="1" r:id="rIdyvwejnh6dqvghciqdskfa">
+      <w:hyperlink w:history="1" r:id="rIdqjdas9js_g-qfm8p2gjeq">
         <w:r>
           <w:rPr>
             <w:rStyle w:val="Hyperlink"/>
@@ -724,7 +724,7 @@
       <w:r>
         <w:t xml:space="preserve"> — créé — </w:t>
       </w:r>
-      <w:hyperlink w:history="1" r:id="rIdlgooxhftdzc275lpwmljq">
+      <w:hyperlink w:history="1" r:id="rIdcimzpf4oaqdt73agdo6cz">
         <w:r>
           <w:rPr>
             <w:rStyle w:val="Hyperlink"/>
@@ -761,7 +761,7 @@
       <w:r>
         <w:t xml:space="preserve"> — modifié — </w:t>
       </w:r>
-      <w:hyperlink w:history="1" r:id="rIdxzgmgghof7p7ygktfrjve">
+      <w:hyperlink w:history="1" r:id="rIdsd4hbcsnp4glbzr71yxec">
         <w:r>
           <w:rPr>
             <w:rStyle w:val="Hyperlink"/>
@@ -790,7 +790,7 @@
       <w:r>
         <w:t xml:space="preserve"> — modifié — </w:t>
       </w:r>
-      <w:hyperlink w:history="1" r:id="rIddfak-p39dlwp6srhbq1pv">
+      <w:hyperlink w:history="1" r:id="rId9s53i5kvcrdhews-1mpdo">
         <w:r>
           <w:rPr>
             <w:rStyle w:val="Hyperlink"/>
@@ -819,7 +819,7 @@
       <w:r>
         <w:t xml:space="preserve"> — modifié — </w:t>
       </w:r>
-      <w:hyperlink w:history="1" r:id="rIdgntdl16sciglxrt1ag20w">
+      <w:hyperlink w:history="1" r:id="rIdpkwuuxfny5vorfld19d_f">
         <w:r>
           <w:rPr>
             <w:rStyle w:val="Hyperlink"/>
@@ -848,7 +848,7 @@
       <w:r>
         <w:t xml:space="preserve"> — créé — </w:t>
       </w:r>
-      <w:hyperlink w:history="1" r:id="rIdejjhje6svvua9x9-r_d8e">
+      <w:hyperlink w:history="1" r:id="rIdz_s9pqoog55s1uttzzhw9">
         <w:r>
           <w:rPr>
             <w:rStyle w:val="Hyperlink"/>
@@ -885,7 +885,7 @@
       <w:r>
         <w:t xml:space="preserve"> — modifié — </w:t>
       </w:r>
-      <w:hyperlink w:history="1" r:id="rId8z309s1ehcaeh9dpwbrbb">
+      <w:hyperlink w:history="1" r:id="rId6g5_8yvq4xv35w_dm-aef">
         <w:r>
           <w:rPr>
             <w:rStyle w:val="Hyperlink"/>
@@ -914,7 +914,7 @@
       <w:r>
         <w:t xml:space="preserve"> — modifié — </w:t>
       </w:r>
-      <w:hyperlink w:history="1" r:id="rId4sbu2wvealto9h9wo5mr7">
+      <w:hyperlink w:history="1" r:id="rIdanq3ibgrsz1wdea51nras">
         <w:r>
           <w:rPr>
             <w:rStyle w:val="Hyperlink"/>
@@ -951,7 +951,7 @@
       <w:r>
         <w:t xml:space="preserve"> — modifié — </w:t>
       </w:r>
-      <w:hyperlink w:history="1" r:id="rIdf2hq-e72np5t4xccvfdga">
+      <w:hyperlink w:history="1" r:id="rIdzca_sxwsa-bwp6w6fuju9">
         <w:r>
           <w:rPr>
             <w:rStyle w:val="Hyperlink"/>
@@ -980,7 +980,7 @@
       <w:r>
         <w:t xml:space="preserve"> — modifié — </w:t>
       </w:r>
-      <w:hyperlink w:history="1" r:id="rIdqfkyugzo1bartdnlrcz4z">
+      <w:hyperlink w:history="1" r:id="rIdls0j2qkymwt9422bydmqm">
         <w:r>
           <w:rPr>
             <w:rStyle w:val="Hyperlink"/>
@@ -1009,7 +1009,7 @@
       <w:r>
         <w:t xml:space="preserve"> — modifié — </w:t>
       </w:r>
-      <w:hyperlink w:history="1" r:id="rId7z-nz810f9j8oo7ippvmu">
+      <w:hyperlink w:history="1" r:id="rIdau4vkwar20wcprqzn41jc">
         <w:r>
           <w:rPr>
             <w:rStyle w:val="Hyperlink"/>
@@ -1038,7 +1038,7 @@
       <w:r>
         <w:t xml:space="preserve"> — modifié — </w:t>
       </w:r>
-      <w:hyperlink w:history="1" r:id="rId7ggn2hr8ryl5lquyav5bl">
+      <w:hyperlink w:history="1" r:id="rIdyxgghx75vntfvbu2j24cj">
         <w:r>
           <w:rPr>
             <w:rStyle w:val="Hyperlink"/>

--- a/docs/developpement/phases/word/PHASE_40_TEMPS_DE_PRISE_DE_COMMANDE_PAR_CAISSE_ET_PAR_STAND.docx
+++ b/docs/developpement/phases/word/PHASE_40_TEMPS_DE_PRISE_DE_COMMANDE_PAR_CAISSE_ET_PAR_STAND.docx
@@ -18,9 +18,9 @@
         <w:shd w:fill="F6F3FF" w:color="auto" w:val="clear"/>
       </w:pPr>
       <w:r>
-        <w:t xml:space="preserve">FlaiX Expert · dossier de développement · généré le 2026-10-19 depuis le dépôt </w:t>
-      </w:r>
-      <w:hyperlink w:history="1" r:id="rId_ej5stvfm4iraabewy6gc">
+        <w:t xml:space="preserve">FlaiX Expert · dossier de développement · généré le 2026-10-21 depuis le dépôt </w:t>
+      </w:r>
+      <w:hyperlink w:history="1" r:id="rId8stheoqavbw7aiqgjnqwa">
         <w:r>
           <w:rPr>
             <w:rStyle w:val="Hyperlink"/>
@@ -610,7 +610,7 @@
           <w:numId w:val="2"/>
         </w:numPr>
       </w:pPr>
-      <w:hyperlink w:history="1" r:id="rIdpzit9mlylpl-zcpzw5lij">
+      <w:hyperlink w:history="1" r:id="rIdrzloslv7fr_trjf7cz0g3">
         <w:r>
           <w:rPr>
             <w:rStyle w:val="Hyperlink"/>
@@ -658,7 +658,7 @@
       <w:r>
         <w:t xml:space="preserve"> — créé — </w:t>
       </w:r>
-      <w:hyperlink w:history="1" r:id="rIdklzqvdvbgjthefun5e6mp">
+      <w:hyperlink w:history="1" r:id="rIduxlzkixs9ewn3h0u6w9hn">
         <w:r>
           <w:rPr>
             <w:rStyle w:val="Hyperlink"/>
@@ -695,7 +695,7 @@
       <w:r>
         <w:t xml:space="preserve"> — modifié — </w:t>
       </w:r>
-      <w:hyperlink w:history="1" r:id="rIdqjdas9js_g-qfm8p2gjeq">
+      <w:hyperlink w:history="1" r:id="rIdg1fofhnpmwxfx6a7k02od">
         <w:r>
           <w:rPr>
             <w:rStyle w:val="Hyperlink"/>
@@ -724,7 +724,7 @@
       <w:r>
         <w:t xml:space="preserve"> — créé — </w:t>
       </w:r>
-      <w:hyperlink w:history="1" r:id="rIdcimzpf4oaqdt73agdo6cz">
+      <w:hyperlink w:history="1" r:id="rIdkkcbgsaaofvka8hhqo8gb">
         <w:r>
           <w:rPr>
             <w:rStyle w:val="Hyperlink"/>
@@ -761,7 +761,7 @@
       <w:r>
         <w:t xml:space="preserve"> — modifié — </w:t>
       </w:r>
-      <w:hyperlink w:history="1" r:id="rIdsd4hbcsnp4glbzr71yxec">
+      <w:hyperlink w:history="1" r:id="rIdayphxrjxi7i1cs25bl2ns">
         <w:r>
           <w:rPr>
             <w:rStyle w:val="Hyperlink"/>
@@ -790,7 +790,7 @@
       <w:r>
         <w:t xml:space="preserve"> — modifié — </w:t>
       </w:r>
-      <w:hyperlink w:history="1" r:id="rId9s53i5kvcrdhews-1mpdo">
+      <w:hyperlink w:history="1" r:id="rId_irrcwhgt6uhomazsmupe">
         <w:r>
           <w:rPr>
             <w:rStyle w:val="Hyperlink"/>
@@ -819,7 +819,7 @@
       <w:r>
         <w:t xml:space="preserve"> — modifié — </w:t>
       </w:r>
-      <w:hyperlink w:history="1" r:id="rIdpkwuuxfny5vorfld19d_f">
+      <w:hyperlink w:history="1" r:id="rIdvpfxfrc6rmmipm4eogmaz">
         <w:r>
           <w:rPr>
             <w:rStyle w:val="Hyperlink"/>
@@ -848,7 +848,7 @@
       <w:r>
         <w:t xml:space="preserve"> — créé — </w:t>
       </w:r>
-      <w:hyperlink w:history="1" r:id="rIdz_s9pqoog55s1uttzzhw9">
+      <w:hyperlink w:history="1" r:id="rIdo4zqm-yvioh9-4epnlegt">
         <w:r>
           <w:rPr>
             <w:rStyle w:val="Hyperlink"/>
@@ -885,7 +885,7 @@
       <w:r>
         <w:t xml:space="preserve"> — modifié — </w:t>
       </w:r>
-      <w:hyperlink w:history="1" r:id="rId6g5_8yvq4xv35w_dm-aef">
+      <w:hyperlink w:history="1" r:id="rIdpfczgl5xdozgsesheisrb">
         <w:r>
           <w:rPr>
             <w:rStyle w:val="Hyperlink"/>
@@ -914,7 +914,7 @@
       <w:r>
         <w:t xml:space="preserve"> — modifié — </w:t>
       </w:r>
-      <w:hyperlink w:history="1" r:id="rIdanq3ibgrsz1wdea51nras">
+      <w:hyperlink w:history="1" r:id="rIdg3rn7maphcc3oelp2orcq">
         <w:r>
           <w:rPr>
             <w:rStyle w:val="Hyperlink"/>
@@ -951,7 +951,7 @@
       <w:r>
         <w:t xml:space="preserve"> — modifié — </w:t>
       </w:r>
-      <w:hyperlink w:history="1" r:id="rIdzca_sxwsa-bwp6w6fuju9">
+      <w:hyperlink w:history="1" r:id="rIdin_dzmulpjbiykcdsh5zs">
         <w:r>
           <w:rPr>
             <w:rStyle w:val="Hyperlink"/>
@@ -980,7 +980,7 @@
       <w:r>
         <w:t xml:space="preserve"> — modifié — </w:t>
       </w:r>
-      <w:hyperlink w:history="1" r:id="rIdls0j2qkymwt9422bydmqm">
+      <w:hyperlink w:history="1" r:id="rIdxwmr9rhclnvhytculw9pu">
         <w:r>
           <w:rPr>
             <w:rStyle w:val="Hyperlink"/>
@@ -1009,7 +1009,7 @@
       <w:r>
         <w:t xml:space="preserve"> — modifié — </w:t>
       </w:r>
-      <w:hyperlink w:history="1" r:id="rIdau4vkwar20wcprqzn41jc">
+      <w:hyperlink w:history="1" r:id="rIdow9p-uhnvzymwgnedkem4">
         <w:r>
           <w:rPr>
             <w:rStyle w:val="Hyperlink"/>
@@ -1038,7 +1038,7 @@
       <w:r>
         <w:t xml:space="preserve"> — modifié — </w:t>
       </w:r>
-      <w:hyperlink w:history="1" r:id="rIdyxgghx75vntfvbu2j24cj">
+      <w:hyperlink w:history="1" r:id="rIdf9xrleymtntuutl_m4gvr">
         <w:r>
           <w:rPr>
             <w:rStyle w:val="Hyperlink"/>

--- a/docs/developpement/phases/word/PHASE_40_TEMPS_DE_PRISE_DE_COMMANDE_PAR_CAISSE_ET_PAR_STAND.docx
+++ b/docs/developpement/phases/word/PHASE_40_TEMPS_DE_PRISE_DE_COMMANDE_PAR_CAISSE_ET_PAR_STAND.docx
@@ -20,7 +20,7 @@
       <w:r>
         <w:t xml:space="preserve">FlaiX Expert · dossier de développement · généré le 2026-10-21 depuis le dépôt </w:t>
       </w:r>
-      <w:hyperlink w:history="1" r:id="rId8stheoqavbw7aiqgjnqwa">
+      <w:hyperlink w:history="1" r:id="rIdkmitla4-r-fc-egnc7rm9">
         <w:r>
           <w:rPr>
             <w:rStyle w:val="Hyperlink"/>
@@ -610,7 +610,7 @@
           <w:numId w:val="2"/>
         </w:numPr>
       </w:pPr>
-      <w:hyperlink w:history="1" r:id="rIdrzloslv7fr_trjf7cz0g3">
+      <w:hyperlink w:history="1" r:id="rIdvu6akvmz7yq2tepoh8gyw">
         <w:r>
           <w:rPr>
             <w:rStyle w:val="Hyperlink"/>
@@ -658,7 +658,7 @@
       <w:r>
         <w:t xml:space="preserve"> — créé — </w:t>
       </w:r>
-      <w:hyperlink w:history="1" r:id="rIduxlzkixs9ewn3h0u6w9hn">
+      <w:hyperlink w:history="1" r:id="rIdw8p_-ftx4bfs4pihsbis8">
         <w:r>
           <w:rPr>
             <w:rStyle w:val="Hyperlink"/>
@@ -695,7 +695,7 @@
       <w:r>
         <w:t xml:space="preserve"> — modifié — </w:t>
       </w:r>
-      <w:hyperlink w:history="1" r:id="rIdg1fofhnpmwxfx6a7k02od">
+      <w:hyperlink w:history="1" r:id="rIdnta-jm3hw2b7s6sw7jgkg">
         <w:r>
           <w:rPr>
             <w:rStyle w:val="Hyperlink"/>
@@ -724,7 +724,7 @@
       <w:r>
         <w:t xml:space="preserve"> — créé — </w:t>
       </w:r>
-      <w:hyperlink w:history="1" r:id="rIdkkcbgsaaofvka8hhqo8gb">
+      <w:hyperlink w:history="1" r:id="rId1d0o2-uu4dgoi34ik1pkt">
         <w:r>
           <w:rPr>
             <w:rStyle w:val="Hyperlink"/>
@@ -761,7 +761,7 @@
       <w:r>
         <w:t xml:space="preserve"> — modifié — </w:t>
       </w:r>
-      <w:hyperlink w:history="1" r:id="rIdayphxrjxi7i1cs25bl2ns">
+      <w:hyperlink w:history="1" r:id="rIdzutkj6ebafizw0yesamqd">
         <w:r>
           <w:rPr>
             <w:rStyle w:val="Hyperlink"/>
@@ -790,7 +790,7 @@
       <w:r>
         <w:t xml:space="preserve"> — modifié — </w:t>
       </w:r>
-      <w:hyperlink w:history="1" r:id="rId_irrcwhgt6uhomazsmupe">
+      <w:hyperlink w:history="1" r:id="rIdeor6li-7_jin7jurd-p74">
         <w:r>
           <w:rPr>
             <w:rStyle w:val="Hyperlink"/>
@@ -819,7 +819,7 @@
       <w:r>
         <w:t xml:space="preserve"> — modifié — </w:t>
       </w:r>
-      <w:hyperlink w:history="1" r:id="rIdvpfxfrc6rmmipm4eogmaz">
+      <w:hyperlink w:history="1" r:id="rIdf3o8qasyarq5gyckz0vav">
         <w:r>
           <w:rPr>
             <w:rStyle w:val="Hyperlink"/>
@@ -848,7 +848,7 @@
       <w:r>
         <w:t xml:space="preserve"> — créé — </w:t>
       </w:r>
-      <w:hyperlink w:history="1" r:id="rIdo4zqm-yvioh9-4epnlegt">
+      <w:hyperlink w:history="1" r:id="rId7ursukmnxksictmuydzhl">
         <w:r>
           <w:rPr>
             <w:rStyle w:val="Hyperlink"/>
@@ -885,7 +885,7 @@
       <w:r>
         <w:t xml:space="preserve"> — modifié — </w:t>
       </w:r>
-      <w:hyperlink w:history="1" r:id="rIdpfczgl5xdozgsesheisrb">
+      <w:hyperlink w:history="1" r:id="rIdnldn8s-5y-npurwezifua">
         <w:r>
           <w:rPr>
             <w:rStyle w:val="Hyperlink"/>
@@ -914,7 +914,7 @@
       <w:r>
         <w:t xml:space="preserve"> — modifié — </w:t>
       </w:r>
-      <w:hyperlink w:history="1" r:id="rIdg3rn7maphcc3oelp2orcq">
+      <w:hyperlink w:history="1" r:id="rId2_m6bgpurhvuptasmrhxm">
         <w:r>
           <w:rPr>
             <w:rStyle w:val="Hyperlink"/>
@@ -951,7 +951,7 @@
       <w:r>
         <w:t xml:space="preserve"> — modifié — </w:t>
       </w:r>
-      <w:hyperlink w:history="1" r:id="rIdin_dzmulpjbiykcdsh5zs">
+      <w:hyperlink w:history="1" r:id="rId9yxebctjud1iv6x208kxy">
         <w:r>
           <w:rPr>
             <w:rStyle w:val="Hyperlink"/>
@@ -980,7 +980,7 @@
       <w:r>
         <w:t xml:space="preserve"> — modifié — </w:t>
       </w:r>
-      <w:hyperlink w:history="1" r:id="rIdxwmr9rhclnvhytculw9pu">
+      <w:hyperlink w:history="1" r:id="rIdwscoorkztfbvv_rsjlxpk">
         <w:r>
           <w:rPr>
             <w:rStyle w:val="Hyperlink"/>
@@ -1009,7 +1009,7 @@
       <w:r>
         <w:t xml:space="preserve"> — modifié — </w:t>
       </w:r>
-      <w:hyperlink w:history="1" r:id="rIdow9p-uhnvzymwgnedkem4">
+      <w:hyperlink w:history="1" r:id="rId3syjisxbjylug56qdz-zw">
         <w:r>
           <w:rPr>
             <w:rStyle w:val="Hyperlink"/>
@@ -1038,7 +1038,7 @@
       <w:r>
         <w:t xml:space="preserve"> — modifié — </w:t>
       </w:r>
-      <w:hyperlink w:history="1" r:id="rIdf9xrleymtntuutl_m4gvr">
+      <w:hyperlink w:history="1" r:id="rIdvdmd6l1csysl3jv8mb0_i">
         <w:r>
           <w:rPr>
             <w:rStyle w:val="Hyperlink"/>

--- a/docs/developpement/phases/word/PHASE_40_TEMPS_DE_PRISE_DE_COMMANDE_PAR_CAISSE_ET_PAR_STAND.docx
+++ b/docs/developpement/phases/word/PHASE_40_TEMPS_DE_PRISE_DE_COMMANDE_PAR_CAISSE_ET_PAR_STAND.docx
@@ -18,9 +18,9 @@
         <w:shd w:fill="F6F3FF" w:color="auto" w:val="clear"/>
       </w:pPr>
       <w:r>
-        <w:t xml:space="preserve">FlaiX Expert · dossier de développement · généré le 2026-10-21 depuis le dépôt </w:t>
-      </w:r>
-      <w:hyperlink w:history="1" r:id="rIdkmitla4-r-fc-egnc7rm9">
+        <w:t xml:space="preserve">FlaiX Expert · dossier de développement · généré le 2026-10-23 depuis le dépôt </w:t>
+      </w:r>
+      <w:hyperlink w:history="1" r:id="rIdzmegwhuj0khtolqmugrik">
         <w:r>
           <w:rPr>
             <w:rStyle w:val="Hyperlink"/>
@@ -610,7 +610,7 @@
           <w:numId w:val="2"/>
         </w:numPr>
       </w:pPr>
-      <w:hyperlink w:history="1" r:id="rIdvu6akvmz7yq2tepoh8gyw">
+      <w:hyperlink w:history="1" r:id="rIdkr2uw_4arteldzpjucow2">
         <w:r>
           <w:rPr>
             <w:rStyle w:val="Hyperlink"/>
@@ -658,7 +658,7 @@
       <w:r>
         <w:t xml:space="preserve"> — créé — </w:t>
       </w:r>
-      <w:hyperlink w:history="1" r:id="rIdw8p_-ftx4bfs4pihsbis8">
+      <w:hyperlink w:history="1" r:id="rId2iznnftllhig4kx6s0pzj">
         <w:r>
           <w:rPr>
             <w:rStyle w:val="Hyperlink"/>
@@ -695,7 +695,7 @@
       <w:r>
         <w:t xml:space="preserve"> — modifié — </w:t>
       </w:r>
-      <w:hyperlink w:history="1" r:id="rIdnta-jm3hw2b7s6sw7jgkg">
+      <w:hyperlink w:history="1" r:id="rIdyy0bjvfrlyoa3vp6tq6qf">
         <w:r>
           <w:rPr>
             <w:rStyle w:val="Hyperlink"/>
@@ -724,7 +724,7 @@
       <w:r>
         <w:t xml:space="preserve"> — créé — </w:t>
       </w:r>
-      <w:hyperlink w:history="1" r:id="rId1d0o2-uu4dgoi34ik1pkt">
+      <w:hyperlink w:history="1" r:id="rIdtxlks1z04avdu3zqwfjbu">
         <w:r>
           <w:rPr>
             <w:rStyle w:val="Hyperlink"/>
@@ -761,7 +761,7 @@
       <w:r>
         <w:t xml:space="preserve"> — modifié — </w:t>
       </w:r>
-      <w:hyperlink w:history="1" r:id="rIdzutkj6ebafizw0yesamqd">
+      <w:hyperlink w:history="1" r:id="rIdvt6janj7sakxeclksnxgq">
         <w:r>
           <w:rPr>
             <w:rStyle w:val="Hyperlink"/>
@@ -790,7 +790,7 @@
       <w:r>
         <w:t xml:space="preserve"> — modifié — </w:t>
       </w:r>
-      <w:hyperlink w:history="1" r:id="rIdeor6li-7_jin7jurd-p74">
+      <w:hyperlink w:history="1" r:id="rIdkv6ok3nhwrtnwqgtacwgs">
         <w:r>
           <w:rPr>
             <w:rStyle w:val="Hyperlink"/>
@@ -819,7 +819,7 @@
       <w:r>
         <w:t xml:space="preserve"> — modifié — </w:t>
       </w:r>
-      <w:hyperlink w:history="1" r:id="rIdf3o8qasyarq5gyckz0vav">
+      <w:hyperlink w:history="1" r:id="rIdigpr5glztpjrwe_3-x_rh">
         <w:r>
           <w:rPr>
             <w:rStyle w:val="Hyperlink"/>
@@ -848,7 +848,7 @@
       <w:r>
         <w:t xml:space="preserve"> — créé — </w:t>
       </w:r>
-      <w:hyperlink w:history="1" r:id="rId7ursukmnxksictmuydzhl">
+      <w:hyperlink w:history="1" r:id="rId2nrv1yjr8pfg6xxdtjool">
         <w:r>
           <w:rPr>
             <w:rStyle w:val="Hyperlink"/>
@@ -885,7 +885,7 @@
       <w:r>
         <w:t xml:space="preserve"> — modifié — </w:t>
       </w:r>
-      <w:hyperlink w:history="1" r:id="rIdnldn8s-5y-npurwezifua">
+      <w:hyperlink w:history="1" r:id="rIdhjvixytbt8iehb3orxkfk">
         <w:r>
           <w:rPr>
             <w:rStyle w:val="Hyperlink"/>
@@ -914,7 +914,7 @@
       <w:r>
         <w:t xml:space="preserve"> — modifié — </w:t>
       </w:r>
-      <w:hyperlink w:history="1" r:id="rId2_m6bgpurhvuptasmrhxm">
+      <w:hyperlink w:history="1" r:id="rIdbreybfpqvup4nblhnoc2x">
         <w:r>
           <w:rPr>
             <w:rStyle w:val="Hyperlink"/>
@@ -951,7 +951,7 @@
       <w:r>
         <w:t xml:space="preserve"> — modifié — </w:t>
       </w:r>
-      <w:hyperlink w:history="1" r:id="rId9yxebctjud1iv6x208kxy">
+      <w:hyperlink w:history="1" r:id="rIdhlqczeogmrqrk2yq_rney">
         <w:r>
           <w:rPr>
             <w:rStyle w:val="Hyperlink"/>
@@ -980,7 +980,7 @@
       <w:r>
         <w:t xml:space="preserve"> — modifié — </w:t>
       </w:r>
-      <w:hyperlink w:history="1" r:id="rIdwscoorkztfbvv_rsjlxpk">
+      <w:hyperlink w:history="1" r:id="rIdtmzhkp31acooose31uvss">
         <w:r>
           <w:rPr>
             <w:rStyle w:val="Hyperlink"/>
@@ -1009,7 +1009,7 @@
       <w:r>
         <w:t xml:space="preserve"> — modifié — </w:t>
       </w:r>
-      <w:hyperlink w:history="1" r:id="rId3syjisxbjylug56qdz-zw">
+      <w:hyperlink w:history="1" r:id="rId_r1h3fwmgyffowp-pybxy">
         <w:r>
           <w:rPr>
             <w:rStyle w:val="Hyperlink"/>
@@ -1038,7 +1038,7 @@
       <w:r>
         <w:t xml:space="preserve"> — modifié — </w:t>
       </w:r>
-      <w:hyperlink w:history="1" r:id="rIdvdmd6l1csysl3jv8mb0_i">
+      <w:hyperlink w:history="1" r:id="rIdniitro39qmyctenem0tuz">
         <w:r>
           <w:rPr>
             <w:rStyle w:val="Hyperlink"/>

--- a/docs/developpement/phases/word/PHASE_40_TEMPS_DE_PRISE_DE_COMMANDE_PAR_CAISSE_ET_PAR_STAND.docx
+++ b/docs/developpement/phases/word/PHASE_40_TEMPS_DE_PRISE_DE_COMMANDE_PAR_CAISSE_ET_PAR_STAND.docx
@@ -18,9 +18,9 @@
         <w:shd w:fill="F6F3FF" w:color="auto" w:val="clear"/>
       </w:pPr>
       <w:r>
-        <w:t xml:space="preserve">FlaiX Expert · dossier de développement · généré le 2026-10-23 depuis le dépôt </w:t>
-      </w:r>
-      <w:hyperlink w:history="1" r:id="rIdzmegwhuj0khtolqmugrik">
+        <w:t xml:space="preserve">FlaiX Expert · dossier de développement · généré le 2026-10-24 depuis le dépôt </w:t>
+      </w:r>
+      <w:hyperlink w:history="1" r:id="rIdzvsa0vqxomchdcakc5x7v">
         <w:r>
           <w:rPr>
             <w:rStyle w:val="Hyperlink"/>
@@ -610,7 +610,7 @@
           <w:numId w:val="2"/>
         </w:numPr>
       </w:pPr>
-      <w:hyperlink w:history="1" r:id="rIdkr2uw_4arteldzpjucow2">
+      <w:hyperlink w:history="1" r:id="rIdytegvmtfxlzcymch4_d7n">
         <w:r>
           <w:rPr>
             <w:rStyle w:val="Hyperlink"/>
@@ -658,7 +658,7 @@
       <w:r>
         <w:t xml:space="preserve"> — créé — </w:t>
       </w:r>
-      <w:hyperlink w:history="1" r:id="rId2iznnftllhig4kx6s0pzj">
+      <w:hyperlink w:history="1" r:id="rIdsvbkwfcponvurhxbdiqhp">
         <w:r>
           <w:rPr>
             <w:rStyle w:val="Hyperlink"/>
@@ -695,7 +695,7 @@
       <w:r>
         <w:t xml:space="preserve"> — modifié — </w:t>
       </w:r>
-      <w:hyperlink w:history="1" r:id="rIdyy0bjvfrlyoa3vp6tq6qf">
+      <w:hyperlink w:history="1" r:id="rIdns9bjlfo1y_hqaa3vpmsp">
         <w:r>
           <w:rPr>
             <w:rStyle w:val="Hyperlink"/>
@@ -724,7 +724,7 @@
       <w:r>
         <w:t xml:space="preserve"> — créé — </w:t>
       </w:r>
-      <w:hyperlink w:history="1" r:id="rIdtxlks1z04avdu3zqwfjbu">
+      <w:hyperlink w:history="1" r:id="rIdvc9fjvupcrpxpehh5btpp">
         <w:r>
           <w:rPr>
             <w:rStyle w:val="Hyperlink"/>
@@ -761,7 +761,7 @@
       <w:r>
         <w:t xml:space="preserve"> — modifié — </w:t>
       </w:r>
-      <w:hyperlink w:history="1" r:id="rIdvt6janj7sakxeclksnxgq">
+      <w:hyperlink w:history="1" r:id="rIdygvb_rm4hkdykfztbevnq">
         <w:r>
           <w:rPr>
             <w:rStyle w:val="Hyperlink"/>
@@ -790,7 +790,7 @@
       <w:r>
         <w:t xml:space="preserve"> — modifié — </w:t>
       </w:r>
-      <w:hyperlink w:history="1" r:id="rIdkv6ok3nhwrtnwqgtacwgs">
+      <w:hyperlink w:history="1" r:id="rIdb21l8mdpjmzfuammgpz1l">
         <w:r>
           <w:rPr>
             <w:rStyle w:val="Hyperlink"/>
@@ -819,7 +819,7 @@
       <w:r>
         <w:t xml:space="preserve"> — modifié — </w:t>
       </w:r>
-      <w:hyperlink w:history="1" r:id="rIdigpr5glztpjrwe_3-x_rh">
+      <w:hyperlink w:history="1" r:id="rIdbbnhu4oiumsbceafjnl0-">
         <w:r>
           <w:rPr>
             <w:rStyle w:val="Hyperlink"/>
@@ -848,7 +848,7 @@
       <w:r>
         <w:t xml:space="preserve"> — créé — </w:t>
       </w:r>
-      <w:hyperlink w:history="1" r:id="rId2nrv1yjr8pfg6xxdtjool">
+      <w:hyperlink w:history="1" r:id="rIdfljxw8botugmp_wxesf4r">
         <w:r>
           <w:rPr>
             <w:rStyle w:val="Hyperlink"/>
@@ -885,7 +885,7 @@
       <w:r>
         <w:t xml:space="preserve"> — modifié — </w:t>
       </w:r>
-      <w:hyperlink w:history="1" r:id="rIdhjvixytbt8iehb3orxkfk">
+      <w:hyperlink w:history="1" r:id="rIdytudzplxg-daz4rt0beto">
         <w:r>
           <w:rPr>
             <w:rStyle w:val="Hyperlink"/>
@@ -914,7 +914,7 @@
       <w:r>
         <w:t xml:space="preserve"> — modifié — </w:t>
       </w:r>
-      <w:hyperlink w:history="1" r:id="rIdbreybfpqvup4nblhnoc2x">
+      <w:hyperlink w:history="1" r:id="rIdyxlvkghb7dpg_0go8q_me">
         <w:r>
           <w:rPr>
             <w:rStyle w:val="Hyperlink"/>
@@ -951,7 +951,7 @@
       <w:r>
         <w:t xml:space="preserve"> — modifié — </w:t>
       </w:r>
-      <w:hyperlink w:history="1" r:id="rIdhlqczeogmrqrk2yq_rney">
+      <w:hyperlink w:history="1" r:id="rIdy9zefhbz6ox3klvwcsd9r">
         <w:r>
           <w:rPr>
             <w:rStyle w:val="Hyperlink"/>
@@ -980,7 +980,7 @@
       <w:r>
         <w:t xml:space="preserve"> — modifié — </w:t>
       </w:r>
-      <w:hyperlink w:history="1" r:id="rIdtmzhkp31acooose31uvss">
+      <w:hyperlink w:history="1" r:id="rIdwsvxudfiazvmjc96gvrxj">
         <w:r>
           <w:rPr>
             <w:rStyle w:val="Hyperlink"/>
@@ -1009,7 +1009,7 @@
       <w:r>
         <w:t xml:space="preserve"> — modifié — </w:t>
       </w:r>
-      <w:hyperlink w:history="1" r:id="rId_r1h3fwmgyffowp-pybxy">
+      <w:hyperlink w:history="1" r:id="rIdfzacu6bhm5sz9ulaaqn5j">
         <w:r>
           <w:rPr>
             <w:rStyle w:val="Hyperlink"/>
@@ -1038,7 +1038,7 @@
       <w:r>
         <w:t xml:space="preserve"> — modifié — </w:t>
       </w:r>
-      <w:hyperlink w:history="1" r:id="rIdniitro39qmyctenem0tuz">
+      <w:hyperlink w:history="1" r:id="rIdwytqjpkigknztdnmmorjt">
         <w:r>
           <w:rPr>
             <w:rStyle w:val="Hyperlink"/>

--- a/docs/developpement/phases/word/PHASE_40_TEMPS_DE_PRISE_DE_COMMANDE_PAR_CAISSE_ET_PAR_STAND.docx
+++ b/docs/developpement/phases/word/PHASE_40_TEMPS_DE_PRISE_DE_COMMANDE_PAR_CAISSE_ET_PAR_STAND.docx
@@ -18,9 +18,9 @@
         <w:shd w:fill="F6F3FF" w:color="auto" w:val="clear"/>
       </w:pPr>
       <w:r>
-        <w:t xml:space="preserve">FlaiX Expert · dossier de développement · généré le 2026-10-24 depuis le dépôt </w:t>
-      </w:r>
-      <w:hyperlink w:history="1" r:id="rIdzvsa0vqxomchdcakc5x7v">
+        <w:t xml:space="preserve">FlaiX Expert · dossier de développement · généré le 2026-10-25 depuis le dépôt </w:t>
+      </w:r>
+      <w:hyperlink w:history="1" r:id="rId6yld1ceccsn0deun2mbzt">
         <w:r>
           <w:rPr>
             <w:rStyle w:val="Hyperlink"/>
@@ -610,7 +610,7 @@
           <w:numId w:val="2"/>
         </w:numPr>
       </w:pPr>
-      <w:hyperlink w:history="1" r:id="rIdytegvmtfxlzcymch4_d7n">
+      <w:hyperlink w:history="1" r:id="rIdiaxtll18t_oztsfiaup5m">
         <w:r>
           <w:rPr>
             <w:rStyle w:val="Hyperlink"/>
@@ -658,7 +658,7 @@
       <w:r>
         <w:t xml:space="preserve"> — créé — </w:t>
       </w:r>
-      <w:hyperlink w:history="1" r:id="rIdsvbkwfcponvurhxbdiqhp">
+      <w:hyperlink w:history="1" r:id="rIdyhm3gbhcrj80td7wwtvbl">
         <w:r>
           <w:rPr>
             <w:rStyle w:val="Hyperlink"/>
@@ -695,7 +695,7 @@
       <w:r>
         <w:t xml:space="preserve"> — modifié — </w:t>
       </w:r>
-      <w:hyperlink w:history="1" r:id="rIdns9bjlfo1y_hqaa3vpmsp">
+      <w:hyperlink w:history="1" r:id="rIdi8imi1kcize60cxdt7g38">
         <w:r>
           <w:rPr>
             <w:rStyle w:val="Hyperlink"/>
@@ -724,7 +724,7 @@
       <w:r>
         <w:t xml:space="preserve"> — créé — </w:t>
       </w:r>
-      <w:hyperlink w:history="1" r:id="rIdvc9fjvupcrpxpehh5btpp">
+      <w:hyperlink w:history="1" r:id="rIdmfpvmyh-7swo4mi9hk-0f">
         <w:r>
           <w:rPr>
             <w:rStyle w:val="Hyperlink"/>
@@ -761,7 +761,7 @@
       <w:r>
         <w:t xml:space="preserve"> — modifié — </w:t>
       </w:r>
-      <w:hyperlink w:history="1" r:id="rIdygvb_rm4hkdykfztbevnq">
+      <w:hyperlink w:history="1" r:id="rIdsue5rkgzeccuirgln6md2">
         <w:r>
           <w:rPr>
             <w:rStyle w:val="Hyperlink"/>
@@ -790,7 +790,7 @@
       <w:r>
         <w:t xml:space="preserve"> — modifié — </w:t>
       </w:r>
-      <w:hyperlink w:history="1" r:id="rIdb21l8mdpjmzfuammgpz1l">
+      <w:hyperlink w:history="1" r:id="rIdjl93isowdzvy1fjsysoir">
         <w:r>
           <w:rPr>
             <w:rStyle w:val="Hyperlink"/>
@@ -819,7 +819,7 @@
       <w:r>
         <w:t xml:space="preserve"> — modifié — </w:t>
       </w:r>
-      <w:hyperlink w:history="1" r:id="rIdbbnhu4oiumsbceafjnl0-">
+      <w:hyperlink w:history="1" r:id="rId1wqqahghcnrkyebeqlu6b">
         <w:r>
           <w:rPr>
             <w:rStyle w:val="Hyperlink"/>
@@ -848,7 +848,7 @@
       <w:r>
         <w:t xml:space="preserve"> — créé — </w:t>
       </w:r>
-      <w:hyperlink w:history="1" r:id="rIdfljxw8botugmp_wxesf4r">
+      <w:hyperlink w:history="1" r:id="rIdqqlmx3wj1egq5ejs0rf8n">
         <w:r>
           <w:rPr>
             <w:rStyle w:val="Hyperlink"/>
@@ -885,7 +885,7 @@
       <w:r>
         <w:t xml:space="preserve"> — modifié — </w:t>
       </w:r>
-      <w:hyperlink w:history="1" r:id="rIdytudzplxg-daz4rt0beto">
+      <w:hyperlink w:history="1" r:id="rIdcrr294b-xdwln2ix27xvq">
         <w:r>
           <w:rPr>
             <w:rStyle w:val="Hyperlink"/>
@@ -914,7 +914,7 @@
       <w:r>
         <w:t xml:space="preserve"> — modifié — </w:t>
       </w:r>
-      <w:hyperlink w:history="1" r:id="rIdyxlvkghb7dpg_0go8q_me">
+      <w:hyperlink w:history="1" r:id="rIdtsdh-glim0gxiwitncr-q">
         <w:r>
           <w:rPr>
             <w:rStyle w:val="Hyperlink"/>
@@ -951,7 +951,7 @@
       <w:r>
         <w:t xml:space="preserve"> — modifié — </w:t>
       </w:r>
-      <w:hyperlink w:history="1" r:id="rIdy9zefhbz6ox3klvwcsd9r">
+      <w:hyperlink w:history="1" r:id="rIdngi4nhvl-tyxis99flaxs">
         <w:r>
           <w:rPr>
             <w:rStyle w:val="Hyperlink"/>
@@ -980,7 +980,7 @@
       <w:r>
         <w:t xml:space="preserve"> — modifié — </w:t>
       </w:r>
-      <w:hyperlink w:history="1" r:id="rIdwsvxudfiazvmjc96gvrxj">
+      <w:hyperlink w:history="1" r:id="rIdzwj1dvck4iiebal1eunvc">
         <w:r>
           <w:rPr>
             <w:rStyle w:val="Hyperlink"/>
@@ -1009,7 +1009,7 @@
       <w:r>
         <w:t xml:space="preserve"> — modifié — </w:t>
       </w:r>
-      <w:hyperlink w:history="1" r:id="rIdfzacu6bhm5sz9ulaaqn5j">
+      <w:hyperlink w:history="1" r:id="rId0k9sbcl2iq18ep513kngj">
         <w:r>
           <w:rPr>
             <w:rStyle w:val="Hyperlink"/>
@@ -1038,7 +1038,7 @@
       <w:r>
         <w:t xml:space="preserve"> — modifié — </w:t>
       </w:r>
-      <w:hyperlink w:history="1" r:id="rIdwytqjpkigknztdnmmorjt">
+      <w:hyperlink w:history="1" r:id="rIddsxwjylsawepccg19f9hw">
         <w:r>
           <w:rPr>
             <w:rStyle w:val="Hyperlink"/>

--- a/docs/developpement/phases/word/PHASE_40_TEMPS_DE_PRISE_DE_COMMANDE_PAR_CAISSE_ET_PAR_STAND.docx
+++ b/docs/developpement/phases/word/PHASE_40_TEMPS_DE_PRISE_DE_COMMANDE_PAR_CAISSE_ET_PAR_STAND.docx
@@ -20,7 +20,7 @@
       <w:r>
         <w:t xml:space="preserve">FlaiX Expert · dossier de développement · généré le 2026-10-25 depuis le dépôt </w:t>
       </w:r>
-      <w:hyperlink w:history="1" r:id="rId6yld1ceccsn0deun2mbzt">
+      <w:hyperlink w:history="1" r:id="rIdjgphwwkdu2owssttngl46">
         <w:r>
           <w:rPr>
             <w:rStyle w:val="Hyperlink"/>
@@ -610,7 +610,7 @@
           <w:numId w:val="2"/>
         </w:numPr>
       </w:pPr>
-      <w:hyperlink w:history="1" r:id="rIdiaxtll18t_oztsfiaup5m">
+      <w:hyperlink w:history="1" r:id="rIdf3utfsk98smvy20fc_fwu">
         <w:r>
           <w:rPr>
             <w:rStyle w:val="Hyperlink"/>
@@ -658,7 +658,7 @@
       <w:r>
         <w:t xml:space="preserve"> — créé — </w:t>
       </w:r>
-      <w:hyperlink w:history="1" r:id="rIdyhm3gbhcrj80td7wwtvbl">
+      <w:hyperlink w:history="1" r:id="rIdhnyr1v8qgvovvyyzspb8s">
         <w:r>
           <w:rPr>
             <w:rStyle w:val="Hyperlink"/>
@@ -695,7 +695,7 @@
       <w:r>
         <w:t xml:space="preserve"> — modifié — </w:t>
       </w:r>
-      <w:hyperlink w:history="1" r:id="rIdi8imi1kcize60cxdt7g38">
+      <w:hyperlink w:history="1" r:id="rIdvn77h3aem7bpjtjee0bow">
         <w:r>
           <w:rPr>
             <w:rStyle w:val="Hyperlink"/>
@@ -724,7 +724,7 @@
       <w:r>
         <w:t xml:space="preserve"> — créé — </w:t>
       </w:r>
-      <w:hyperlink w:history="1" r:id="rIdmfpvmyh-7swo4mi9hk-0f">
+      <w:hyperlink w:history="1" r:id="rIdmj_jppnyfzc3tgymypbtq">
         <w:r>
           <w:rPr>
             <w:rStyle w:val="Hyperlink"/>
@@ -761,7 +761,7 @@
       <w:r>
         <w:t xml:space="preserve"> — modifié — </w:t>
       </w:r>
-      <w:hyperlink w:history="1" r:id="rIdsue5rkgzeccuirgln6md2">
+      <w:hyperlink w:history="1" r:id="rIdqpahhrpj1eet5tts-bulf">
         <w:r>
           <w:rPr>
             <w:rStyle w:val="Hyperlink"/>
@@ -790,7 +790,7 @@
       <w:r>
         <w:t xml:space="preserve"> — modifié — </w:t>
       </w:r>
-      <w:hyperlink w:history="1" r:id="rIdjl93isowdzvy1fjsysoir">
+      <w:hyperlink w:history="1" r:id="rIdr_qlhy7qui8blrldxgwvc">
         <w:r>
           <w:rPr>
             <w:rStyle w:val="Hyperlink"/>
@@ -819,7 +819,7 @@
       <w:r>
         <w:t xml:space="preserve"> — modifié — </w:t>
       </w:r>
-      <w:hyperlink w:history="1" r:id="rId1wqqahghcnrkyebeqlu6b">
+      <w:hyperlink w:history="1" r:id="rId2ii-ewdsxkgp-w26glybh">
         <w:r>
           <w:rPr>
             <w:rStyle w:val="Hyperlink"/>
@@ -848,7 +848,7 @@
       <w:r>
         <w:t xml:space="preserve"> — créé — </w:t>
       </w:r>
-      <w:hyperlink w:history="1" r:id="rIdqqlmx3wj1egq5ejs0rf8n">
+      <w:hyperlink w:history="1" r:id="rIdenaalwbckvmgb3gx8qc5p">
         <w:r>
           <w:rPr>
             <w:rStyle w:val="Hyperlink"/>
@@ -885,7 +885,7 @@
       <w:r>
         <w:t xml:space="preserve"> — modifié — </w:t>
       </w:r>
-      <w:hyperlink w:history="1" r:id="rIdcrr294b-xdwln2ix27xvq">
+      <w:hyperlink w:history="1" r:id="rId0xnbjijyqune7rbtsbnnm">
         <w:r>
           <w:rPr>
             <w:rStyle w:val="Hyperlink"/>
@@ -914,7 +914,7 @@
       <w:r>
         <w:t xml:space="preserve"> — modifié — </w:t>
       </w:r>
-      <w:hyperlink w:history="1" r:id="rIdtsdh-glim0gxiwitncr-q">
+      <w:hyperlink w:history="1" r:id="rIdxzk_aqexcx5xlimv4xnlq">
         <w:r>
           <w:rPr>
             <w:rStyle w:val="Hyperlink"/>
@@ -951,7 +951,7 @@
       <w:r>
         <w:t xml:space="preserve"> — modifié — </w:t>
       </w:r>
-      <w:hyperlink w:history="1" r:id="rIdngi4nhvl-tyxis99flaxs">
+      <w:hyperlink w:history="1" r:id="rIdyttg86-wd95t51te2ah_q">
         <w:r>
           <w:rPr>
             <w:rStyle w:val="Hyperlink"/>
@@ -980,7 +980,7 @@
       <w:r>
         <w:t xml:space="preserve"> — modifié — </w:t>
       </w:r>
-      <w:hyperlink w:history="1" r:id="rIdzwj1dvck4iiebal1eunvc">
+      <w:hyperlink w:history="1" r:id="rIdmtdirk1n3is5oesngihra">
         <w:r>
           <w:rPr>
             <w:rStyle w:val="Hyperlink"/>
@@ -1009,7 +1009,7 @@
       <w:r>
         <w:t xml:space="preserve"> — modifié — </w:t>
       </w:r>
-      <w:hyperlink w:history="1" r:id="rId0k9sbcl2iq18ep513kngj">
+      <w:hyperlink w:history="1" r:id="rIdjj8p_-c6l_mttw6lowvv7">
         <w:r>
           <w:rPr>
             <w:rStyle w:val="Hyperlink"/>
@@ -1038,7 +1038,7 @@
       <w:r>
         <w:t xml:space="preserve"> — modifié — </w:t>
       </w:r>
-      <w:hyperlink w:history="1" r:id="rIddsxwjylsawepccg19f9hw">
+      <w:hyperlink w:history="1" r:id="rIdb_yosqrmnipmh2a4iue3k">
         <w:r>
           <w:rPr>
             <w:rStyle w:val="Hyperlink"/>

--- a/docs/developpement/phases/word/PHASE_40_TEMPS_DE_PRISE_DE_COMMANDE_PAR_CAISSE_ET_PAR_STAND.docx
+++ b/docs/developpement/phases/word/PHASE_40_TEMPS_DE_PRISE_DE_COMMANDE_PAR_CAISSE_ET_PAR_STAND.docx
@@ -20,7 +20,7 @@
       <w:r>
         <w:t xml:space="preserve">FlaiX Expert · dossier de développement · généré le 2026-10-25 depuis le dépôt </w:t>
       </w:r>
-      <w:hyperlink w:history="1" r:id="rIdjgphwwkdu2owssttngl46">
+      <w:hyperlink w:history="1" r:id="rIdv7tf-97i7dgoulfidoixq">
         <w:r>
           <w:rPr>
             <w:rStyle w:val="Hyperlink"/>
@@ -610,7 +610,7 @@
           <w:numId w:val="2"/>
         </w:numPr>
       </w:pPr>
-      <w:hyperlink w:history="1" r:id="rIdf3utfsk98smvy20fc_fwu">
+      <w:hyperlink w:history="1" r:id="rIdntlwe1ngvz_x561zu86uz">
         <w:r>
           <w:rPr>
             <w:rStyle w:val="Hyperlink"/>
@@ -658,7 +658,7 @@
       <w:r>
         <w:t xml:space="preserve"> — créé — </w:t>
       </w:r>
-      <w:hyperlink w:history="1" r:id="rIdhnyr1v8qgvovvyyzspb8s">
+      <w:hyperlink w:history="1" r:id="rIdh2imsyb3-ib8lkid92lik">
         <w:r>
           <w:rPr>
             <w:rStyle w:val="Hyperlink"/>
@@ -695,7 +695,7 @@
       <w:r>
         <w:t xml:space="preserve"> — modifié — </w:t>
       </w:r>
-      <w:hyperlink w:history="1" r:id="rIdvn77h3aem7bpjtjee0bow">
+      <w:hyperlink w:history="1" r:id="rId84hdzzt7hhcffjrb84od5">
         <w:r>
           <w:rPr>
             <w:rStyle w:val="Hyperlink"/>
@@ -724,7 +724,7 @@
       <w:r>
         <w:t xml:space="preserve"> — créé — </w:t>
       </w:r>
-      <w:hyperlink w:history="1" r:id="rIdmj_jppnyfzc3tgymypbtq">
+      <w:hyperlink w:history="1" r:id="rIdcm4gvlxccceadvcaqvgea">
         <w:r>
           <w:rPr>
             <w:rStyle w:val="Hyperlink"/>
@@ -761,7 +761,7 @@
       <w:r>
         <w:t xml:space="preserve"> — modifié — </w:t>
       </w:r>
-      <w:hyperlink w:history="1" r:id="rIdqpahhrpj1eet5tts-bulf">
+      <w:hyperlink w:history="1" r:id="rIdvokaftknbl5jkyqv2bh-h">
         <w:r>
           <w:rPr>
             <w:rStyle w:val="Hyperlink"/>
@@ -790,7 +790,7 @@
       <w:r>
         <w:t xml:space="preserve"> — modifié — </w:t>
       </w:r>
-      <w:hyperlink w:history="1" r:id="rIdr_qlhy7qui8blrldxgwvc">
+      <w:hyperlink w:history="1" r:id="rIdl3gx1541bdeia2xv_0vzw">
         <w:r>
           <w:rPr>
             <w:rStyle w:val="Hyperlink"/>
@@ -819,7 +819,7 @@
       <w:r>
         <w:t xml:space="preserve"> — modifié — </w:t>
       </w:r>
-      <w:hyperlink w:history="1" r:id="rId2ii-ewdsxkgp-w26glybh">
+      <w:hyperlink w:history="1" r:id="rId-koyblc19urf-bag3mxsi">
         <w:r>
           <w:rPr>
             <w:rStyle w:val="Hyperlink"/>
@@ -848,7 +848,7 @@
       <w:r>
         <w:t xml:space="preserve"> — créé — </w:t>
       </w:r>
-      <w:hyperlink w:history="1" r:id="rIdenaalwbckvmgb3gx8qc5p">
+      <w:hyperlink w:history="1" r:id="rIdhxz_3asx--zclnetfgyhl">
         <w:r>
           <w:rPr>
             <w:rStyle w:val="Hyperlink"/>
@@ -885,7 +885,7 @@
       <w:r>
         <w:t xml:space="preserve"> — modifié — </w:t>
       </w:r>
-      <w:hyperlink w:history="1" r:id="rId0xnbjijyqune7rbtsbnnm">
+      <w:hyperlink w:history="1" r:id="rIdqmo4nsnlpz8pmabcsxtxj">
         <w:r>
           <w:rPr>
             <w:rStyle w:val="Hyperlink"/>
@@ -914,7 +914,7 @@
       <w:r>
         <w:t xml:space="preserve"> — modifié — </w:t>
       </w:r>
-      <w:hyperlink w:history="1" r:id="rIdxzk_aqexcx5xlimv4xnlq">
+      <w:hyperlink w:history="1" r:id="rIdp4a9w32k8qithsnwjufmb">
         <w:r>
           <w:rPr>
             <w:rStyle w:val="Hyperlink"/>
@@ -951,7 +951,7 @@
       <w:r>
         <w:t xml:space="preserve"> — modifié — </w:t>
       </w:r>
-      <w:hyperlink w:history="1" r:id="rIdyttg86-wd95t51te2ah_q">
+      <w:hyperlink w:history="1" r:id="rIdqz17camv7ms7et5rt6u1f">
         <w:r>
           <w:rPr>
             <w:rStyle w:val="Hyperlink"/>
@@ -980,7 +980,7 @@
       <w:r>
         <w:t xml:space="preserve"> — modifié — </w:t>
       </w:r>
-      <w:hyperlink w:history="1" r:id="rIdmtdirk1n3is5oesngihra">
+      <w:hyperlink w:history="1" r:id="rIdockbmrr9h4px6dk6h0fx_">
         <w:r>
           <w:rPr>
             <w:rStyle w:val="Hyperlink"/>
@@ -1009,7 +1009,7 @@
       <w:r>
         <w:t xml:space="preserve"> — modifié — </w:t>
       </w:r>
-      <w:hyperlink w:history="1" r:id="rIdjj8p_-c6l_mttw6lowvv7">
+      <w:hyperlink w:history="1" r:id="rId76v3ipkn49_g3ecv18oz2">
         <w:r>
           <w:rPr>
             <w:rStyle w:val="Hyperlink"/>
@@ -1038,7 +1038,7 @@
       <w:r>
         <w:t xml:space="preserve"> — modifié — </w:t>
       </w:r>
-      <w:hyperlink w:history="1" r:id="rIdb_yosqrmnipmh2a4iue3k">
+      <w:hyperlink w:history="1" r:id="rIdmfxroffn2ahaahjmn3tp6">
         <w:r>
           <w:rPr>
             <w:rStyle w:val="Hyperlink"/>
